--- a/Lumbee_RIVR_Tech_IRU_Package/03_Operational_Schedules/Exhibit_G_Network_Acceptance_Certificate.docx
+++ b/Lumbee_RIVR_Tech_IRU_Package/03_Operational_Schedules/Exhibit_G_Network_Acceptance_Certificate.docx
@@ -433,7 +433,7 @@
                 <w:sz w:val="20"/>
                 <w:highlight w:val="yellow"/>
               </w:rPr>
-              <w:t>[■ Tribe / RIVR Tech / Joint (Exhibit B)]</w:t>
+              <w:t>[■ Lumbee Tribe / RIVR Tech / Joint (Exhibit B)]</w:t>
             </w:r>
           </w:p>
         </w:tc>
@@ -1070,7 +1070,7 @@
           <w:b w:val="0"/>
           <w:i w:val="0"/>
         </w:rPr>
-        <w:t>RIVR Tech certifies that the segment identified above was constructed and tested in accordance with Exhibit E and is complete except for any punch-list items noted. The Tribe accepts the segment subject to clearance of any open punch-list items.</w:t>
+        <w:t>RIVR Tech certifies that the segment identified above was constructed and tested in accordance with Exhibit E and is complete except for any punch-list items noted. The Lumbee Tribe accepts the segment subject to clearance of any open punch-list items.</w:t>
       </w:r>
     </w:p>
     <w:tbl>
@@ -1184,7 +1184,7 @@
                 <w:i w:val="0"/>
                 <w:sz w:val="20"/>
               </w:rPr>
-              <w:t>Tribe — authorized acceptance</w:t>
+              <w:t>Lumbee Tribe — authorized acceptance</w:t>
             </w:r>
           </w:p>
         </w:tc>
